--- a/Screenshots.docx
+++ b/Screenshots.docx
@@ -11,8 +11,60 @@
       </w:r>
     </w:p>
     <w:p>
-      <w:r>
-        <w:t>https://github.com/JermaineN/IT-Professional-Skills</w:t>
+      <w:pPr>
+        <w:pStyle w:val="Heading1"/>
+      </w:pPr>
+      <w:proofErr w:type="spellStart"/>
+      <w:r>
+        <w:t>Github</w:t>
+      </w:r>
+      <w:proofErr w:type="spellEnd"/>
+    </w:p>
+    <w:p>
+      <w:hyperlink r:id="rId5" w:history="1">
+        <w:r>
+          <w:rPr>
+            <w:rStyle w:val="Hyperlink"/>
+          </w:rPr>
+          <w:t>https://github.com/JermaineN/IT-Professional-Skills</w:t>
+        </w:r>
+      </w:hyperlink>
+    </w:p>
+    <w:p/>
+    <w:p>
+      <w:pPr>
+        <w:pStyle w:val="Heading1"/>
+      </w:pPr>
+      <w:r>
+        <w:t>AI Acknowledgement</w:t>
+      </w:r>
+    </w:p>
+    <w:p>
+      <w:r>
+        <w:t>**Claude**: Reviewed README documentation</w:t>
+      </w:r>
+      <w:r>
+        <w:t xml:space="preserve"> and corrected any mistakes.</w:t>
+      </w:r>
+    </w:p>
+    <w:p/>
+    <w:p/>
+    <w:p/>
+    <w:p/>
+    <w:p/>
+    <w:p/>
+    <w:p/>
+    <w:p/>
+    <w:p/>
+    <w:p/>
+    <w:p/>
+    <w:p>
+      <w:pPr>
+        <w:pStyle w:val="Heading1"/>
+      </w:pPr>
+      <w:r>
+        <w:lastRenderedPageBreak/>
+        <w:t>Screenshots</w:t>
       </w:r>
     </w:p>
     <w:p>
@@ -45,7 +97,7 @@
                     <pic:cNvPicPr/>
                   </pic:nvPicPr>
                   <pic:blipFill>
-                    <a:blip r:embed="rId5"/>
+                    <a:blip r:embed="rId6"/>
                     <a:stretch>
                       <a:fillRect/>
                     </a:stretch>
@@ -108,7 +160,7 @@
                     <pic:cNvPicPr/>
                   </pic:nvPicPr>
                   <pic:blipFill>
-                    <a:blip r:embed="rId6"/>
+                    <a:blip r:embed="rId7"/>
                     <a:stretch>
                       <a:fillRect/>
                     </a:stretch>
@@ -165,7 +217,7 @@
                     <pic:cNvPicPr/>
                   </pic:nvPicPr>
                   <pic:blipFill>
-                    <a:blip r:embed="rId7"/>
+                    <a:blip r:embed="rId8"/>
                     <a:stretch>
                       <a:fillRect/>
                     </a:stretch>
@@ -225,7 +277,7 @@
                     <pic:cNvPicPr/>
                   </pic:nvPicPr>
                   <pic:blipFill>
-                    <a:blip r:embed="rId8"/>
+                    <a:blip r:embed="rId9"/>
                     <a:stretch>
                       <a:fillRect/>
                     </a:stretch>
@@ -285,7 +337,7 @@
                     <pic:cNvPicPr/>
                   </pic:nvPicPr>
                   <pic:blipFill>
-                    <a:blip r:embed="rId9"/>
+                    <a:blip r:embed="rId10"/>
                     <a:stretch>
                       <a:fillRect/>
                     </a:stretch>
@@ -342,7 +394,7 @@
                     <pic:cNvPicPr/>
                   </pic:nvPicPr>
                   <pic:blipFill>
-                    <a:blip r:embed="rId10"/>
+                    <a:blip r:embed="rId11"/>
                     <a:stretch>
                       <a:fillRect/>
                     </a:stretch>
@@ -394,7 +446,7 @@
                     <pic:cNvPicPr/>
                   </pic:nvPicPr>
                   <pic:blipFill>
-                    <a:blip r:embed="rId11"/>
+                    <a:blip r:embed="rId12"/>
                     <a:stretch>
                       <a:fillRect/>
                     </a:stretch>
@@ -454,7 +506,7 @@
                     <pic:cNvPicPr/>
                   </pic:nvPicPr>
                   <pic:blipFill>
-                    <a:blip r:embed="rId12"/>
+                    <a:blip r:embed="rId13"/>
                     <a:stretch>
                       <a:fillRect/>
                     </a:stretch>
@@ -512,7 +564,7 @@
                     <pic:cNvPicPr/>
                   </pic:nvPicPr>
                   <pic:blipFill>
-                    <a:blip r:embed="rId13"/>
+                    <a:blip r:embed="rId14"/>
                     <a:stretch>
                       <a:fillRect/>
                     </a:stretch>
@@ -573,7 +625,7 @@
                     <pic:cNvPicPr/>
                   </pic:nvPicPr>
                   <pic:blipFill>
-                    <a:blip r:embed="rId14"/>
+                    <a:blip r:embed="rId15"/>
                     <a:stretch>
                       <a:fillRect/>
                     </a:stretch>
@@ -631,7 +683,7 @@
                     <pic:cNvPicPr/>
                   </pic:nvPicPr>
                   <pic:blipFill>
-                    <a:blip r:embed="rId15"/>
+                    <a:blip r:embed="rId16"/>
                     <a:stretch>
                       <a:fillRect/>
                     </a:stretch>
@@ -689,7 +741,7 @@
                     <pic:cNvPicPr/>
                   </pic:nvPicPr>
                   <pic:blipFill>
-                    <a:blip r:embed="rId16"/>
+                    <a:blip r:embed="rId17"/>
                     <a:stretch>
                       <a:fillRect/>
                     </a:stretch>
@@ -747,7 +799,7 @@
                     <pic:cNvPicPr/>
                   </pic:nvPicPr>
                   <pic:blipFill>
-                    <a:blip r:embed="rId17"/>
+                    <a:blip r:embed="rId18"/>
                     <a:stretch>
                       <a:fillRect/>
                     </a:stretch>
@@ -768,6 +820,7 @@
         </w:drawing>
       </w:r>
     </w:p>
+    <w:p/>
     <w:sectPr>
       <w:pgSz w:w="11906" w:h="16838"/>
       <w:pgMar w:top="1440" w:right="1440" w:bottom="1440" w:left="1440" w:header="708" w:footer="708" w:gutter="0"/>
@@ -1652,7 +1705,6 @@
   <w:style w:type="character" w:default="1" w:styleId="DefaultParagraphFont">
     <w:name w:val="Default Paragraph Font"/>
     <w:uiPriority w:val="1"/>
-    <w:semiHidden/>
     <w:unhideWhenUsed/>
   </w:style>
   <w:style w:type="table" w:default="1" w:styleId="TableNormal">
@@ -1963,6 +2015,29 @@
       <w:smallCaps/>
       <w:color w:val="0F4761" w:themeColor="accent1" w:themeShade="BF"/>
       <w:spacing w:val="5"/>
+    </w:rPr>
+  </w:style>
+  <w:style w:type="character" w:styleId="Hyperlink">
+    <w:name w:val="Hyperlink"/>
+    <w:basedOn w:val="DefaultParagraphFont"/>
+    <w:uiPriority w:val="99"/>
+    <w:unhideWhenUsed/>
+    <w:rsid w:val="0060072D"/>
+    <w:rPr>
+      <w:color w:val="467886" w:themeColor="hyperlink"/>
+      <w:u w:val="single"/>
+    </w:rPr>
+  </w:style>
+  <w:style w:type="character" w:styleId="UnresolvedMention">
+    <w:name w:val="Unresolved Mention"/>
+    <w:basedOn w:val="DefaultParagraphFont"/>
+    <w:uiPriority w:val="99"/>
+    <w:semiHidden/>
+    <w:unhideWhenUsed/>
+    <w:rsid w:val="0060072D"/>
+    <w:rPr>
+      <w:color w:val="605E5C"/>
+      <w:shd w:val="clear" w:color="auto" w:fill="E1DFDD"/>
     </w:rPr>
   </w:style>
 </w:styles>

--- a/Screenshots.docx
+++ b/Screenshots.docx
@@ -14,11 +14,9 @@
       <w:pPr>
         <w:pStyle w:val="Heading1"/>
       </w:pPr>
-      <w:proofErr w:type="spellStart"/>
-      <w:r>
-        <w:t>Github</w:t>
-      </w:r>
-      <w:proofErr w:type="spellEnd"/>
+      <w:r>
+        <w:t>GitHub</w:t>
+      </w:r>
     </w:p>
     <w:p>
       <w:hyperlink r:id="rId5" w:history="1">

--- a/Screenshots.docx
+++ b/Screenshots.docx
@@ -36,6 +36,9 @@
       <w:r>
         <w:t>AI Acknowledgement</w:t>
       </w:r>
+      <w:r>
+        <w:t xml:space="preserve"> &amp; Acknowledgement</w:t>
+      </w:r>
     </w:p>
     <w:p>
       <w:r>
@@ -43,6 +46,11 @@
       </w:r>
       <w:r>
         <w:t xml:space="preserve"> and corrected any mistakes.</w:t>
+      </w:r>
+    </w:p>
+    <w:p>
+      <w:r>
+        <w:t>Only Library used was Java</w:t>
       </w:r>
     </w:p>
     <w:p/>
@@ -54,8 +62,6 @@
     <w:p/>
     <w:p/>
     <w:p/>
-    <w:p/>
-    <w:p/>
     <w:p>
       <w:pPr>
         <w:pStyle w:val="Heading1"/>
@@ -79,6 +85,9 @@
     </w:p>
     <w:p>
       <w:r>
+        <w:rPr>
+          <w:noProof/>
+        </w:rPr>
         <w:drawing>
           <wp:inline distT="0" distB="0" distL="0" distR="0" wp14:anchorId="098898A8" wp14:editId="58550D0B">
             <wp:extent cx="5430008" cy="2276793"/>
@@ -142,6 +151,9 @@
     </w:p>
     <w:p>
       <w:r>
+        <w:rPr>
+          <w:noProof/>
+        </w:rPr>
         <w:drawing>
           <wp:inline distT="0" distB="0" distL="0" distR="0" wp14:anchorId="67AD0D20" wp14:editId="0750E5E2">
             <wp:extent cx="4819650" cy="3798093"/>
@@ -199,6 +211,9 @@
     </w:p>
     <w:p>
       <w:r>
+        <w:rPr>
+          <w:noProof/>
+        </w:rPr>
         <w:drawing>
           <wp:inline distT="0" distB="0" distL="0" distR="0" wp14:anchorId="2415228A" wp14:editId="311B7A55">
             <wp:extent cx="5105184" cy="7991475"/>
@@ -259,6 +274,9 @@
     </w:p>
     <w:p>
       <w:r>
+        <w:rPr>
+          <w:noProof/>
+        </w:rPr>
         <w:drawing>
           <wp:inline distT="0" distB="0" distL="0" distR="0" wp14:anchorId="222444C7" wp14:editId="646F539E">
             <wp:extent cx="4744112" cy="2248214"/>
@@ -319,6 +337,9 @@
     </w:p>
     <w:p>
       <w:r>
+        <w:rPr>
+          <w:noProof/>
+        </w:rPr>
         <w:drawing>
           <wp:inline distT="0" distB="0" distL="0" distR="0" wp14:anchorId="3ED01362" wp14:editId="257A5318">
             <wp:extent cx="5334000" cy="8144785"/>
@@ -376,6 +397,9 @@
     </w:p>
     <w:p>
       <w:r>
+        <w:rPr>
+          <w:noProof/>
+        </w:rPr>
         <w:drawing>
           <wp:inline distT="0" distB="0" distL="0" distR="0" wp14:anchorId="7FB80265" wp14:editId="5140DDDE">
             <wp:extent cx="5525271" cy="1895740"/>
@@ -428,6 +452,9 @@
     </w:p>
     <w:p>
       <w:r>
+        <w:rPr>
+          <w:noProof/>
+        </w:rPr>
         <w:drawing>
           <wp:inline distT="0" distB="0" distL="0" distR="0" wp14:anchorId="341E673D" wp14:editId="1998D545">
             <wp:extent cx="4023650" cy="7981950"/>
@@ -488,6 +515,9 @@
     </w:p>
     <w:p>
       <w:r>
+        <w:rPr>
+          <w:noProof/>
+        </w:rPr>
         <w:drawing>
           <wp:inline distT="0" distB="0" distL="0" distR="0" wp14:anchorId="49232167" wp14:editId="63C53D0A">
             <wp:extent cx="4944165" cy="3658111"/>
@@ -546,6 +576,9 @@
     </w:p>
     <w:p>
       <w:r>
+        <w:rPr>
+          <w:noProof/>
+        </w:rPr>
         <w:drawing>
           <wp:inline distT="0" distB="0" distL="0" distR="0" wp14:anchorId="694AF390" wp14:editId="2EA64282">
             <wp:extent cx="5731510" cy="5101590"/>
@@ -607,6 +640,9 @@
     </w:p>
     <w:p>
       <w:r>
+        <w:rPr>
+          <w:noProof/>
+        </w:rPr>
         <w:drawing>
           <wp:inline distT="0" distB="0" distL="0" distR="0" wp14:anchorId="3A728F14" wp14:editId="3226718F">
             <wp:extent cx="5731510" cy="4523105"/>
@@ -665,6 +701,9 @@
     </w:p>
     <w:p>
       <w:r>
+        <w:rPr>
+          <w:noProof/>
+        </w:rPr>
         <w:drawing>
           <wp:inline distT="0" distB="0" distL="0" distR="0" wp14:anchorId="3E8F0465" wp14:editId="6A73268A">
             <wp:extent cx="5731510" cy="5008880"/>
@@ -723,6 +762,9 @@
     </w:p>
     <w:p>
       <w:r>
+        <w:rPr>
+          <w:noProof/>
+        </w:rPr>
         <w:drawing>
           <wp:inline distT="0" distB="0" distL="0" distR="0" wp14:anchorId="333E1E23" wp14:editId="60D505A9">
             <wp:extent cx="5731510" cy="5953125"/>
@@ -781,6 +823,9 @@
     </w:p>
     <w:p>
       <w:r>
+        <w:rPr>
+          <w:noProof/>
+        </w:rPr>
         <w:drawing>
           <wp:inline distT="0" distB="0" distL="0" distR="0" wp14:anchorId="76E13456" wp14:editId="28CB1F21">
             <wp:extent cx="5731510" cy="3569970"/>
@@ -1703,6 +1748,7 @@
   <w:style w:type="character" w:default="1" w:styleId="DefaultParagraphFont">
     <w:name w:val="Default Paragraph Font"/>
     <w:uiPriority w:val="1"/>
+    <w:semiHidden/>
     <w:unhideWhenUsed/>
   </w:style>
   <w:style w:type="table" w:default="1" w:styleId="TableNormal">
